--- a/obsidian-history-vault-master/03 writing/documents/Drafts/JWSR/Resubmission_aug2024/resubmission_JWSR_August15_2024.docx
+++ b/obsidian-history-vault-master/03 writing/documents/Drafts/JWSR/Resubmission_aug2024/resubmission_JWSR_August15_2024.docx
@@ -89,16 +89,16 @@
         <w:jc w:val="center"/>
         <w:rPr>
           <w:rFonts w:ascii="Times New Roman" w:hAnsi="Times New Roman" w:cs="Times New Roman"/>
-        </w:rPr>
-      </w:pPr>
-      <w:proofErr w:type="spellStart"/>
-      <w:r>
-        <w:rPr>
-          <w:rFonts w:ascii="Times New Roman" w:hAnsi="Times New Roman" w:cs="Times New Roman"/>
+          <w:lang w:val="es-PE"/>
+        </w:rPr>
+      </w:pPr>
+      <w:r>
+        <w:rPr>
+          <w:rFonts w:ascii="Times New Roman" w:hAnsi="Times New Roman" w:cs="Times New Roman"/>
+          <w:lang w:val="es-PE"/>
         </w:rPr>
         <w:t>Resumen</w:t>
       </w:r>
-      <w:proofErr w:type="spellEnd"/>
     </w:p>
     <w:p>
       <w:pPr>
@@ -375,13 +375,12 @@
         </w:rPr>
         <w:t xml:space="preserve"> bourgeoisies finance capital through the mining circuit of accumulation.</w:t>
       </w:r>
-    </w:p>
-    <w:p>
-      <w:pPr>
-        <w:rPr>
-          <w:rFonts w:ascii="Times New Roman" w:hAnsi="Times New Roman" w:cs="Times New Roman"/>
-        </w:rPr>
-      </w:pPr>
+      <w:r>
+        <w:rPr>
+          <w:rFonts w:ascii="Times New Roman" w:hAnsi="Times New Roman" w:cs="Times New Roman"/>
+        </w:rPr>
+        <w:t xml:space="preserve"> </w:t>
+      </w:r>
       <w:r>
         <w:rPr>
           <w:rFonts w:ascii="Times New Roman" w:hAnsi="Times New Roman" w:cs="Times New Roman"/>
@@ -592,27 +591,75 @@
         <w:rPr>
           <w:rFonts w:ascii="Times New Roman" w:hAnsi="Times New Roman" w:cs="Times New Roman"/>
         </w:rPr>
-        <w:t>We state the following hypothesis: the Indigenous-cholo historical antisystemic resistances formed with, and in antagonism to, the systemic structural processes vital for extended capital reproduction are real by its effects (Merton 1948). The antimining struggles have antisystemic effects by decreasing the top-layer-class of the world-economy of imperialism expected rate of profit through the circuit of mining accumulation, by effectively blocking its capital circulation by obstructive performances of struggle. In that manner, delaying its circulation time and disrupting the expected organic composition of finance capital advanced in the production of surplus-value, shaped as a mass of mining-commodity-capital, and its posterior metamorphosis into total super-profit.</w:t>
-      </w:r>
-    </w:p>
-    <w:p>
-      <w:pPr>
-        <w:rPr>
-          <w:rFonts w:ascii="Times New Roman" w:hAnsi="Times New Roman" w:cs="Times New Roman"/>
-        </w:rPr>
-      </w:pPr>
-      <w:r>
-        <w:rPr>
-          <w:rFonts w:ascii="Times New Roman" w:hAnsi="Times New Roman" w:cs="Times New Roman"/>
-        </w:rPr>
-        <w:t xml:space="preserve">Indigenous-cholo antimining struggles, indeed, triggers gold hoarding by imperialists bank state trusts, because gold-holdings are money-capital and commodity-capital at the same time. But in contrast with monetized-capital in form of paper-money -pure currency-, gold-money-capital hold its surplus-value form of commodity-capital. And in that manner, its transformation in profit can be delayed when the rate of profit decreases. As we will explain here onward, because of the delay in the circulation of the finance capital of the international bank capitalists state trusts, the antisystemic obstruction of antimining struggles trigger the raising of the constant capital magnitude of its organic capital composition, amplifying its decreasing effect in the rate </w:t>
+        <w:t>We state the following hypothesis: the Indigenous-cholo historical antisystemic resistances formed with, and in antagonism to, the systemic structural processes vital for extended capital reproduction are real by its effects (Merton 1948). The antimining struggles have antisystemic effects by decreasing the</w:t>
+      </w:r>
+      <w:r>
+        <w:rPr>
+          <w:rFonts w:ascii="Times New Roman" w:hAnsi="Times New Roman" w:cs="Times New Roman"/>
+        </w:rPr>
+        <w:t xml:space="preserve"> </w:t>
+      </w:r>
+      <w:r>
+        <w:rPr>
+          <w:rFonts w:ascii="Times New Roman" w:hAnsi="Times New Roman" w:cs="Times New Roman"/>
+        </w:rPr>
+        <w:t>rate of profit</w:t>
+      </w:r>
+      <w:r>
+        <w:rPr>
+          <w:rFonts w:ascii="Times New Roman" w:hAnsi="Times New Roman" w:cs="Times New Roman"/>
+        </w:rPr>
+        <w:t xml:space="preserve"> of</w:t>
+      </w:r>
+      <w:r>
+        <w:rPr>
+          <w:rFonts w:ascii="Times New Roman" w:hAnsi="Times New Roman" w:cs="Times New Roman"/>
+        </w:rPr>
+        <w:t xml:space="preserve"> top-layer-class of the world-economy of imperialism expected</w:t>
+      </w:r>
+      <w:r>
+        <w:rPr>
+          <w:rFonts w:ascii="Times New Roman" w:hAnsi="Times New Roman" w:cs="Times New Roman"/>
+        </w:rPr>
+        <w:t xml:space="preserve"> to revenue</w:t>
+      </w:r>
+      <w:r>
+        <w:rPr>
+          <w:rFonts w:ascii="Times New Roman" w:hAnsi="Times New Roman" w:cs="Times New Roman"/>
+        </w:rPr>
+        <w:t xml:space="preserve"> through the circuit of mining accumulation, by effectively blocking its capital circulation </w:t>
+      </w:r>
+      <w:r>
+        <w:rPr>
+          <w:rFonts w:ascii="Times New Roman" w:hAnsi="Times New Roman" w:cs="Times New Roman"/>
+        </w:rPr>
+        <w:t>with</w:t>
+      </w:r>
+      <w:r>
+        <w:rPr>
+          <w:rFonts w:ascii="Times New Roman" w:hAnsi="Times New Roman" w:cs="Times New Roman"/>
+        </w:rPr>
+        <w:t xml:space="preserve"> obstructive performances of struggle. In that manner, delaying its circulation time and disrupting the expected organic composition of finance capital advanced in the production of surplus-value, shaped as a mass of mining-commodity-capital, and its posterior metamorphosis into total super-profit.</w:t>
+      </w:r>
+    </w:p>
+    <w:p>
+      <w:pPr>
+        <w:rPr>
+          <w:rFonts w:ascii="Times New Roman" w:hAnsi="Times New Roman" w:cs="Times New Roman"/>
+        </w:rPr>
+      </w:pPr>
+      <w:r>
+        <w:rPr>
+          <w:rFonts w:ascii="Times New Roman" w:hAnsi="Times New Roman" w:cs="Times New Roman"/>
+        </w:rPr>
+        <w:t xml:space="preserve">Indigenous-cholo antimining struggles, indeed, triggers gold hoarding by imperialists bank state trusts, because gold-holdings are money-capital and commodity-capital at the same time. But in contrast with monetized-capital in form of paper-money -pure currency-, gold-money-capital hold its surplus-value form of commodity-capital. And in that manner, its transformation in profit can be delayed when the rate of profit decreases. As we will explain here onward, because of the delay in the circulation of the finance capital of the international bank capitalists state trusts, the antisystemic obstruction of antimining struggles trigger the raising of the constant capital magnitude of its organic capital composition, amplifying its decreasing effect in the rate of profit, and consequently a reduced amount of surplus-value is transformed into total profit. Indeed, disrupting the production of surplus value and the rate of profit expected by the </w:t>
       </w:r>
       <w:r>
         <w:rPr>
           <w:rFonts w:ascii="Times New Roman" w:hAnsi="Times New Roman" w:cs="Times New Roman"/>
         </w:rPr>
         <w:lastRenderedPageBreak/>
-        <w:t>of profit, and consequently a reduced amount of surplus-value is transformed into total profit. Indeed, disrupting the production of surplus value and the rate of profit expected by the imperialists bourgeoisies in ongoing militarist competition for the expansion of their mining accumulation circuits by means of imperialist wars or imperialists interventions oriented to establish its relations of production on the “national-economies” in which the mining precious “raw” materials are situated as in Los Andes or Palestine.</w:t>
+        <w:t>imperialists bourgeoisies in ongoing militarist competition for the expansion of their mining accumulation circuits by means of imperialist wars or imperialists interventions oriented to establish its relations of production on the “national-economies” in which the mining precious “raw” materials are situated as in Los Andes or Palestine.</w:t>
       </w:r>
     </w:p>
     <w:p>
@@ -817,14 +864,14 @@
         <w:rPr>
           <w:rFonts w:ascii="Times New Roman" w:hAnsi="Times New Roman" w:cs="Times New Roman"/>
         </w:rPr>
-        <w:t xml:space="preserve">. In short, it must be understood that Bolívar Echevarría should have ideologically omitted the work of the Peruvian anthropologist Luis E. Valcárcel, so as not to force an approximation to the work of José Carlos Mariátegui, who found an indigenous revolutionary subject already in motion when they were </w:t>
+        <w:t xml:space="preserve">. In short, it must be understood that Bolívar Echevarría should have ideologically omitted the work of the Peruvian anthropologist Luis E. Valcárcel, so as not to force an approximation to the work of José Carlos Mariátegui, who found an indigenous revolutionary subject already in motion when they were going to work on its politicization at the beginning of the twentieth century. Fortunately, the </w:t>
       </w:r>
       <w:r>
         <w:rPr>
           <w:rFonts w:ascii="Times New Roman" w:hAnsi="Times New Roman" w:cs="Times New Roman"/>
         </w:rPr>
         <w:lastRenderedPageBreak/>
-        <w:t xml:space="preserve">going to work on its politicization at the beginning of the twentieth century. Fortunately, the work of Alberto Flores Galindo ([1985]2010) did justice to this problem by tracing the myth of the </w:t>
+        <w:t xml:space="preserve">work of Alberto Flores Galindo ([1985]2010) did justice to this problem by tracing the myth of the </w:t>
       </w:r>
       <w:proofErr w:type="spellStart"/>
       <w:r>
@@ -1734,23 +1781,7 @@
           <w:rFonts w:ascii="Times New Roman" w:hAnsi="Times New Roman" w:cs="Times New Roman"/>
           <w:lang w:eastAsia="es-PE"/>
         </w:rPr>
-        <w:t>The total capital advanced (</w:t>
-      </w:r>
-      <w:proofErr w:type="gramStart"/>
-      <w:r>
-        <w:rPr>
-          <w:rFonts w:ascii="Times New Roman" w:hAnsi="Times New Roman" w:cs="Times New Roman"/>
-          <w:lang w:eastAsia="es-PE"/>
-        </w:rPr>
-        <w:t>C )</w:t>
-      </w:r>
-      <w:proofErr w:type="gramEnd"/>
-      <w:r>
-        <w:rPr>
-          <w:rFonts w:ascii="Times New Roman" w:hAnsi="Times New Roman" w:cs="Times New Roman"/>
-          <w:lang w:eastAsia="es-PE"/>
-        </w:rPr>
-        <w:t xml:space="preserve"> to any circuit of reproduction have two components: constant capital (c), and variable capital (v). As </w:t>
+        <w:t xml:space="preserve">The total capital advanced (C) to any circuit of reproduction have two components: constant capital (c), and variable capital (v). As </w:t>
       </w:r>
       <w:r>
         <w:rPr>
@@ -1827,10 +1858,10 @@
         </w:rPr>
         <w:lastRenderedPageBreak/>
         <w:drawing>
-          <wp:inline distT="0" distB="0" distL="0" distR="0" wp14:anchorId="7AC1B4BB" wp14:editId="71D4E0C5">
-            <wp:extent cx="3320230" cy="375567"/>
-            <wp:effectExtent l="0" t="0" r="0" b="5715"/>
-            <wp:docPr id="754182914" name="Imagen 1"/>
+          <wp:inline distT="0" distB="0" distL="0" distR="0" wp14:anchorId="6FB372C5" wp14:editId="07BF5811">
+            <wp:extent cx="3118839" cy="397339"/>
+            <wp:effectExtent l="0" t="0" r="5715" b="3175"/>
+            <wp:docPr id="874432166" name="Imagen 1" descr="Imagen que contiene Texto&#10;&#10;Descripción generada automáticamente"/>
             <wp:cNvGraphicFramePr>
               <a:graphicFrameLocks xmlns:a="http://schemas.openxmlformats.org/drawingml/2006/main" noChangeAspect="1"/>
             </wp:cNvGraphicFramePr>
@@ -1838,7 +1869,7 @@
               <a:graphicData uri="http://schemas.openxmlformats.org/drawingml/2006/picture">
                 <pic:pic xmlns:pic="http://schemas.openxmlformats.org/drawingml/2006/picture">
                   <pic:nvPicPr>
-                    <pic:cNvPr id="754182914" name="Imagen 754182914"/>
+                    <pic:cNvPr id="874432166" name="Imagen 1" descr="Imagen que contiene Texto&#10;&#10;Descripción generada automáticamente"/>
                     <pic:cNvPicPr/>
                   </pic:nvPicPr>
                   <pic:blipFill>
@@ -1856,7 +1887,7 @@
                   <pic:spPr>
                     <a:xfrm>
                       <a:off x="0" y="0"/>
-                      <a:ext cx="3320230" cy="375567"/>
+                      <a:ext cx="3118839" cy="397339"/>
                     </a:xfrm>
                     <a:prstGeom prst="rect">
                       <a:avLst/>
@@ -1912,10 +1943,10 @@
           <w:lang w:eastAsia="es-PE"/>
         </w:rPr>
         <w:drawing>
-          <wp:inline distT="0" distB="0" distL="0" distR="0" wp14:anchorId="23DD2CF0" wp14:editId="6A5DF367">
-            <wp:extent cx="3107953" cy="462655"/>
-            <wp:effectExtent l="0" t="0" r="0" b="0"/>
-            <wp:docPr id="956749214" name="Imagen 2" descr="Texto, Carta&#10;&#10;Descripción generada automáticamente"/>
+          <wp:inline distT="0" distB="0" distL="0" distR="0" wp14:anchorId="492128A0" wp14:editId="40D0C4CF">
+            <wp:extent cx="2890233" cy="440883"/>
+            <wp:effectExtent l="0" t="0" r="5715" b="0"/>
+            <wp:docPr id="548103363" name="Imagen 2" descr="Imagen de la pantalla de un celular con letras&#10;&#10;Descripción generada automáticamente con confianza baja"/>
             <wp:cNvGraphicFramePr>
               <a:graphicFrameLocks xmlns:a="http://schemas.openxmlformats.org/drawingml/2006/main" noChangeAspect="1"/>
             </wp:cNvGraphicFramePr>
@@ -1923,7 +1954,7 @@
               <a:graphicData uri="http://schemas.openxmlformats.org/drawingml/2006/picture">
                 <pic:pic xmlns:pic="http://schemas.openxmlformats.org/drawingml/2006/picture">
                   <pic:nvPicPr>
-                    <pic:cNvPr id="956749214" name="Imagen 2" descr="Texto, Carta&#10;&#10;Descripción generada automáticamente"/>
+                    <pic:cNvPr id="548103363" name="Imagen 2" descr="Imagen de la pantalla de un celular con letras&#10;&#10;Descripción generada automáticamente con confianza baja"/>
                     <pic:cNvPicPr/>
                   </pic:nvPicPr>
                   <pic:blipFill>
@@ -1941,7 +1972,7 @@
                   <pic:spPr>
                     <a:xfrm>
                       <a:off x="0" y="0"/>
-                      <a:ext cx="3107953" cy="462655"/>
+                      <a:ext cx="2890233" cy="440883"/>
                     </a:xfrm>
                     <a:prstGeom prst="rect">
                       <a:avLst/>
@@ -2044,10 +2075,10 @@
           <w:lang w:eastAsia="es-PE"/>
         </w:rPr>
         <w:drawing>
-          <wp:inline distT="0" distB="0" distL="0" distR="0" wp14:anchorId="0BC74023" wp14:editId="75DA2A8F">
-            <wp:extent cx="2705171" cy="386453"/>
-            <wp:effectExtent l="0" t="0" r="0" b="0"/>
-            <wp:docPr id="1663985743" name="Imagen 4" descr="Diagrama&#10;&#10;Descripción generada automáticamente"/>
+          <wp:inline distT="0" distB="0" distL="0" distR="0" wp14:anchorId="54DA024C" wp14:editId="5739646E">
+            <wp:extent cx="2650741" cy="353795"/>
+            <wp:effectExtent l="0" t="0" r="0" b="8255"/>
+            <wp:docPr id="1913094586" name="Imagen 3" descr="Un reloj digital&#10;&#10;Descripción generada automáticamente con confianza baja"/>
             <wp:cNvGraphicFramePr>
               <a:graphicFrameLocks xmlns:a="http://schemas.openxmlformats.org/drawingml/2006/main" noChangeAspect="1"/>
             </wp:cNvGraphicFramePr>
@@ -2055,7 +2086,7 @@
               <a:graphicData uri="http://schemas.openxmlformats.org/drawingml/2006/picture">
                 <pic:pic xmlns:pic="http://schemas.openxmlformats.org/drawingml/2006/picture">
                   <pic:nvPicPr>
-                    <pic:cNvPr id="1663985743" name="Imagen 4" descr="Diagrama&#10;&#10;Descripción generada automáticamente"/>
+                    <pic:cNvPr id="1913094586" name="Imagen 3" descr="Un reloj digital&#10;&#10;Descripción generada automáticamente con confianza baja"/>
                     <pic:cNvPicPr/>
                   </pic:nvPicPr>
                   <pic:blipFill>
@@ -2073,7 +2104,7 @@
                   <pic:spPr>
                     <a:xfrm>
                       <a:off x="0" y="0"/>
-                      <a:ext cx="2705171" cy="386453"/>
+                      <a:ext cx="2650741" cy="353795"/>
                     </a:xfrm>
                     <a:prstGeom prst="rect">
                       <a:avLst/>
@@ -2129,10 +2160,10 @@
           <w:lang w:eastAsia="es-PE"/>
         </w:rPr>
         <w:drawing>
-          <wp:inline distT="0" distB="0" distL="0" distR="0" wp14:anchorId="4ACFDCF7" wp14:editId="2416B85A">
-            <wp:extent cx="5400040" cy="1497965"/>
-            <wp:effectExtent l="0" t="0" r="0" b="6985"/>
-            <wp:docPr id="1002856667" name="Imagen 5" descr="Texto, Carta&#10;&#10;Descripción generada automáticamente"/>
+          <wp:inline distT="0" distB="0" distL="0" distR="0" wp14:anchorId="3A3DA949" wp14:editId="0E9115E2">
+            <wp:extent cx="5149078" cy="1681887"/>
+            <wp:effectExtent l="0" t="0" r="0" b="0"/>
+            <wp:docPr id="1714890646" name="Imagen 4" descr="Texto, Carta&#10;&#10;Descripción generada automáticamente"/>
             <wp:cNvGraphicFramePr>
               <a:graphicFrameLocks xmlns:a="http://schemas.openxmlformats.org/drawingml/2006/main" noChangeAspect="1"/>
             </wp:cNvGraphicFramePr>
@@ -2140,7 +2171,7 @@
               <a:graphicData uri="http://schemas.openxmlformats.org/drawingml/2006/picture">
                 <pic:pic xmlns:pic="http://schemas.openxmlformats.org/drawingml/2006/picture">
                   <pic:nvPicPr>
-                    <pic:cNvPr id="1002856667" name="Imagen 5" descr="Texto, Carta&#10;&#10;Descripción generada automáticamente"/>
+                    <pic:cNvPr id="1714890646" name="Imagen 4" descr="Texto, Carta&#10;&#10;Descripción generada automáticamente"/>
                     <pic:cNvPicPr/>
                   </pic:nvPicPr>
                   <pic:blipFill>
@@ -2158,7 +2189,7 @@
                   <pic:spPr>
                     <a:xfrm>
                       <a:off x="0" y="0"/>
-                      <a:ext cx="5400040" cy="1497965"/>
+                      <a:ext cx="5149078" cy="1681887"/>
                     </a:xfrm>
                     <a:prstGeom prst="rect">
                       <a:avLst/>
@@ -2259,7 +2290,7 @@
           <w:rFonts w:ascii="Times New Roman" w:hAnsi="Times New Roman" w:cs="Times New Roman"/>
           <w:lang w:eastAsia="es-PE"/>
         </w:rPr>
-        <w:t xml:space="preserve">3) trigger the gold hoarding by imperialists bank state trusts, because gold-holdings are money-capital and commodity-capital at the same time, but in contrast with monetized-capital in form of paper ("monopoly") money -pure currency-, gold-money-capital can hold its surplus-value </w:t>
+        <w:t xml:space="preserve">3) trigger the gold hoarding by imperialists bank state trusts, because gold-holdings are money-capital and commodity-capital at the same time, but in contrast with monetized-capital in form </w:t>
       </w:r>
       <w:r>
         <w:rPr>
@@ -2267,7 +2298,7 @@
           <w:lang w:eastAsia="es-PE"/>
         </w:rPr>
         <w:lastRenderedPageBreak/>
-        <w:t>form of commodity-capital, in that manner delaying its transformation in profit when the rate of profit decreases;  </w:t>
+        <w:t>of paper ("monopoly") money -pure currency-, gold-money-capital can hold its surplus-value form of commodity-capital, in that manner delaying its transformation in profit when the rate of profit decreases;  </w:t>
       </w:r>
     </w:p>
     <w:p>
@@ -2453,7 +2484,7 @@
           <w:rFonts w:ascii="Times New Roman" w:hAnsi="Times New Roman" w:cs="Times New Roman"/>
           <w:lang w:eastAsia="es-PE"/>
         </w:rPr>
-        <w:t xml:space="preserve"> of the imperialists wars. As in that manner the advancement of competitive and old forces of production are destroyed, and the new relations of </w:t>
+        <w:t xml:space="preserve"> of the imperialists wars. As in that manner the </w:t>
       </w:r>
       <w:r>
         <w:rPr>
@@ -2461,7 +2492,7 @@
           <w:lang w:eastAsia="es-PE"/>
         </w:rPr>
         <w:lastRenderedPageBreak/>
-        <w:t xml:space="preserve">production can be implanted to organize a world-economy for the reproduction of the world-capital of this top-layer of capitalists syndicated in the international bank state </w:t>
+        <w:t xml:space="preserve">advancement of competitive and old forces of production are destroyed, and the new relations of production can be implanted to organize a world-economy for the reproduction of the world-capital of this top-layer of capitalists syndicated in the international bank state </w:t>
       </w:r>
       <w:proofErr w:type="gramStart"/>
       <w:r>
@@ -2705,7 +2736,7 @@
           <w:rFonts w:ascii="Times New Roman" w:hAnsi="Times New Roman" w:cs="Times New Roman"/>
           <w:lang w:eastAsia="es-PE"/>
         </w:rPr>
-        <w:t xml:space="preserve"> mining movement that employs what is called a unique front strategy. It has proven to be effective in creating sufficient people’s social power to confront imperialist mining. The harshness of the military’s repression against the popular and mainly peasant mining movement in Cajamarca revealed the cruelty of the imperialist domination in Peru, just after the democratic election of a president of nationalist and military background (Ollanta Humala). The mining struggles in Cajamarca taught us that peasant struggles can be interpreted and developed as anti-imperialist struggles, since they imply a class confrontation between two extremes of capitalist accumulation: the international mining bourgeoisie and the indigenous peasantry. The challenge that mining struggles represent for the central nucleus of imperialist domination in countries where mining constitutes the main enclave of capitalist accumulation, </w:t>
+        <w:t xml:space="preserve"> mining movement that employs what is called a unique front strategy. It has proven to be effective in creating sufficient people’s social power to confront imperialist mining. The harshness of the military’s repression against the popular and mainly peasant mining movement in Cajamarca revealed the cruelty of the imperialist domination in Peru, just after the democratic election of a president of nationalist and military background (Ollanta Humala). The mining struggles in Cajamarca taught us that peasant struggles can be interpreted and developed as anti-imperialist struggles, since they imply a class confrontation between two extremes of capitalist accumulation: the international mining bourgeoisie and the indigenous peasantry. The challenge that mining struggles represent for the central nucleus of imperialist </w:t>
       </w:r>
       <w:r>
         <w:rPr>
@@ -2713,7 +2744,7 @@
           <w:lang w:eastAsia="es-PE"/>
         </w:rPr>
         <w:lastRenderedPageBreak/>
-        <w:t>points to the strategic nature of the mining struggles. They are the spearhead for the development of an antisystemic movement, as well as critical for the geo-economics needs of the dynamics of capital accumulation during the current systemic crisis (Veltmeyer 2015:124; Wallerstein 2002:38).</w:t>
+        <w:t>domination in countries where mining constitutes the main enclave of capitalist accumulation, points to the strategic nature of the mining struggles. They are the spearhead for the development of an antisystemic movement, as well as critical for the geo-economics needs of the dynamics of capital accumulation during the current systemic crisis (Veltmeyer 2015:124; Wallerstein 2002:38).</w:t>
       </w:r>
     </w:p>
     <w:p>
